--- a/src/Report/CommercialInvoice.docx
+++ b/src/Report/CommercialInvoice.docx
@@ -297,11 +297,11 @@
               <w:sz w:val="16"/>
               <w:szCs w:val="16"/>
             </w:rPr>
-            <w:id w:val="-1791122658"/>
+            <w:id w:val="-69891792"/>
             <w:placeholder>
               <w:docPart w:val="DefaultPlaceholder_-1854013440"/>
             </w:placeholder>
-            <w15:dataBinding w:prefixMappings="xmlns:ns0='urn:microsoft-dynamics-nav/reports/Standard_Sales_Pro_Forma_Inv/1302/' " w:xpath="/ns0:NavWordReportXmlPart[1]/ns0:Header[1]/ns0:Ship_to_Name_2[1]" w:storeItemID="{3A270CF5-857E-49EE-BE44-A6CFA5B3469E}"/>
+            <w15:dataBinding w:prefixMappings="xmlns:ns0='urn:microsoft-dynamics-nav/reports/Commercial_Invoice/54100/' " w:xpath="/ns0:NavWordReportXmlPart[1]/ns0:Header[1]/ns0:Ship_to_Contac[1]" w:storeItemID="{1AEEB0F8-54EC-47D6-90F9-A9C24205D46D}" w16sdtdh:storeItemChecksum="u17x/g=="/>
           </w:sdtPr>
           <w:sdtContent>
             <w:tc>
@@ -317,14 +317,16 @@
                     <w:szCs w:val="16"/>
                   </w:rPr>
                 </w:pPr>
+                <w:proofErr w:type="spellStart"/>
                 <w:r>
                   <w:rPr>
                     <w:rFonts w:ascii="Garamond" w:hAnsi="Garamond"/>
                     <w:sz w:val="16"/>
                     <w:szCs w:val="16"/>
                   </w:rPr>
-                  <w:t>Ship_to_Name_2</w:t>
+                  <w:t>Ship_to_Contac</w:t>
                 </w:r>
+                <w:proofErr w:type="spellEnd"/>
               </w:p>
             </w:tc>
           </w:sdtContent>
@@ -426,11 +428,11 @@
               <w:sz w:val="16"/>
               <w:szCs w:val="16"/>
             </w:rPr>
-            <w:id w:val="1021590723"/>
+            <w:id w:val="822943495"/>
             <w:placeholder>
               <w:docPart w:val="DefaultPlaceholder_-1854013440"/>
             </w:placeholder>
-            <w15:dataBinding w:prefixMappings="xmlns:ns0='urn:microsoft-dynamics-nav/reports/Standard_Sales_Pro_Forma_Inv/1302/' " w:xpath="/ns0:NavWordReportXmlPart[1]/ns0:Header[1]/ns0:Ship_to_Contac[1]" w:storeItemID="{3A270CF5-857E-49EE-BE44-A6CFA5B3469E}"/>
+            <w15:dataBinding w:prefixMappings="xmlns:ns0='urn:microsoft-dynamics-nav/reports/Commercial_Invoice/54100/' " w:xpath="/ns0:NavWordReportXmlPart[1]/ns0:Header[1]/ns0:Ship_to_Address[1]" w:storeItemID="{1AEEB0F8-54EC-47D6-90F9-A9C24205D46D}" w16sdtdh:storeItemChecksum="u17x/g=="/>
           </w:sdtPr>
           <w:sdtContent>
             <w:tc>
@@ -453,7 +455,7 @@
                     <w:sz w:val="16"/>
                     <w:szCs w:val="16"/>
                   </w:rPr>
-                  <w:t>Ship_to_Contac</w:t>
+                  <w:t>Ship_to_Address</w:t>
                 </w:r>
                 <w:proofErr w:type="spellEnd"/>
               </w:p>
@@ -550,67 +552,33 @@
             </w:sdt>
           </w:p>
         </w:tc>
-        <w:tc>
-          <w:tcPr>
-            <w:tcW w:w="2333" w:type="pct"/>
-          </w:tcPr>
-          <w:p>
-            <w:pPr>
-              <w:pStyle w:val="Sinespaciado"/>
-              <w:rPr>
-                <w:rFonts w:ascii="Garamond" w:hAnsi="Garamond"/>
-                <w:sz w:val="16"/>
-                <w:szCs w:val="16"/>
-              </w:rPr>
-            </w:pPr>
-            <w:sdt>
-              <w:sdtPr>
-                <w:rPr>
-                  <w:rFonts w:ascii="Garamond" w:hAnsi="Garamond"/>
-                  <w:sz w:val="16"/>
-                  <w:szCs w:val="16"/>
-                </w:rPr>
-                <w:id w:val="1611161677"/>
-                <w:placeholder>
-                  <w:docPart w:val="DefaultPlaceholder_-1854013440"/>
-                </w:placeholder>
-                <w15:dataBinding w:prefixMappings="xmlns:ns0='urn:microsoft-dynamics-nav/reports/Standard_Sales_Pro_Forma_Inv/1302/' " w:xpath="/ns0:NavWordReportXmlPart[1]/ns0:Header[1]/ns0:Ship_to_Address[1]" w:storeItemID="{3A270CF5-857E-49EE-BE44-A6CFA5B3469E}"/>
-              </w:sdtPr>
-              <w:sdtContent>
-                <w:proofErr w:type="spellStart"/>
-                <w:r>
+        <w:sdt>
+          <w:sdtPr>
+            <w:rPr>
+              <w:rFonts w:ascii="Garamond" w:hAnsi="Garamond"/>
+              <w:sz w:val="16"/>
+              <w:szCs w:val="16"/>
+            </w:rPr>
+            <w:id w:val="-452864880"/>
+            <w:placeholder>
+              <w:docPart w:val="DefaultPlaceholder_-1854013440"/>
+            </w:placeholder>
+            <w15:dataBinding w:prefixMappings="xmlns:ns0='urn:microsoft-dynamics-nav/reports/Commercial_Invoice/54100/' " w:xpath="/ns0:NavWordReportXmlPart[1]/ns0:Header[1]/ns0:Ship_to_Address_2[1]" w:storeItemID="{1AEEB0F8-54EC-47D6-90F9-A9C24205D46D}" w16sdtdh:storeItemChecksum="u17x/g=="/>
+          </w:sdtPr>
+          <w:sdtContent>
+            <w:tc>
+              <w:tcPr>
+                <w:tcW w:w="2333" w:type="pct"/>
+              </w:tcPr>
+              <w:p>
+                <w:pPr>
+                  <w:pStyle w:val="Sinespaciado"/>
                   <w:rPr>
                     <w:rFonts w:ascii="Garamond" w:hAnsi="Garamond"/>
                     <w:sz w:val="16"/>
                     <w:szCs w:val="16"/>
                   </w:rPr>
-                  <w:t>Ship_to_Address</w:t>
-                </w:r>
-                <w:proofErr w:type="spellEnd"/>
-              </w:sdtContent>
-            </w:sdt>
-            <w:r>
-              <w:rPr>
-                <w:rFonts w:ascii="Garamond" w:hAnsi="Garamond"/>
-                <w:sz w:val="16"/>
-                <w:szCs w:val="16"/>
-              </w:rPr>
-              <w:t xml:space="preserve"> </w:t>
-            </w:r>
-            <w:sdt>
-              <w:sdtPr>
-                <w:rPr>
-                  <w:rFonts w:ascii="Garamond" w:hAnsi="Garamond"/>
-                  <w:sz w:val="16"/>
-                  <w:szCs w:val="16"/>
-                </w:rPr>
-                <w:id w:val="-1529483947"/>
-                <w:placeholder>
-                  <w:docPart w:val="DefaultPlaceholder_-1854013440"/>
-                </w:placeholder>
-                <w15:dataBinding w:prefixMappings="xmlns:ns0='urn:microsoft-dynamics-nav/reports/Standard_Sales_Pro_Forma_Inv/1302/' " w:xpath="/ns0:NavWordReportXmlPart[1]/ns0:Header[1]/ns0:Ship_to_Address_2[1]" w:storeItemID="{3A270CF5-857E-49EE-BE44-A6CFA5B3469E}"/>
-              </w:sdtPr>
-              <w:sdtContent>
+                </w:pPr>
                 <w:r>
                   <w:rPr>
                     <w:rFonts w:ascii="Garamond" w:hAnsi="Garamond"/>
@@ -619,10 +587,10 @@
                   </w:rPr>
                   <w:t>Ship_to_Address_2</w:t>
                 </w:r>
-              </w:sdtContent>
-            </w:sdt>
-          </w:p>
-        </w:tc>
+              </w:p>
+            </w:tc>
+          </w:sdtContent>
+        </w:sdt>
         <w:tc>
           <w:tcPr>
             <w:tcW w:w="1400" w:type="pct"/>
@@ -733,11 +701,11 @@
                   <w:sz w:val="16"/>
                   <w:szCs w:val="16"/>
                 </w:rPr>
-                <w:id w:val="-690375341"/>
+                <w:id w:val="-582302905"/>
                 <w:placeholder>
                   <w:docPart w:val="DefaultPlaceholder_-1854013440"/>
                 </w:placeholder>
-                <w15:dataBinding w:prefixMappings="xmlns:ns0='urn:microsoft-dynamics-nav/reports/Standard_Sales_Pro_Forma_Inv/1302/' " w:xpath="/ns0:NavWordReportXmlPart[1]/ns0:Header[1]/ns0:Ship_to_City[1]" w:storeItemID="{3A270CF5-857E-49EE-BE44-A6CFA5B3469E}"/>
+                <w15:dataBinding w:prefixMappings="xmlns:ns0='urn:microsoft-dynamics-nav/reports/Commercial_Invoice/54100/' " w:xpath="/ns0:NavWordReportXmlPart[1]/ns0:Header[1]/ns0:Ship_to_City[1]" w:storeItemID="{1AEEB0F8-54EC-47D6-90F9-A9C24205D46D}" w16sdtdh:storeItemChecksum="u17x/g=="/>
               </w:sdtPr>
               <w:sdtContent>
                 <w:proofErr w:type="spellStart"/>
@@ -758,7 +726,7 @@
                 <w:sz w:val="16"/>
                 <w:szCs w:val="16"/>
               </w:rPr>
-              <w:t xml:space="preserve"> </w:t>
+              <w:t xml:space="preserve">, </w:t>
             </w:r>
             <w:sdt>
               <w:sdtPr>
@@ -767,11 +735,11 @@
                   <w:sz w:val="16"/>
                   <w:szCs w:val="16"/>
                 </w:rPr>
-                <w:id w:val="-1280725831"/>
+                <w:id w:val="1697730905"/>
                 <w:placeholder>
                   <w:docPart w:val="DefaultPlaceholder_-1854013440"/>
                 </w:placeholder>
-                <w15:dataBinding w:prefixMappings="xmlns:ns0='urn:microsoft-dynamics-nav/reports/Standard_Sales_Pro_Forma_Inv/1302/' " w:xpath="/ns0:NavWordReportXmlPart[1]/ns0:Header[1]/ns0:Ship_to_County[1]" w:storeItemID="{3A270CF5-857E-49EE-BE44-A6CFA5B3469E}"/>
+                <w15:dataBinding w:prefixMappings="xmlns:ns0='urn:microsoft-dynamics-nav/reports/Commercial_Invoice/54100/' " w:xpath="/ns0:NavWordReportXmlPart[1]/ns0:Header[1]/ns0:Ship_to_County[1]" w:storeItemID="{1AEEB0F8-54EC-47D6-90F9-A9C24205D46D}" w16sdtdh:storeItemChecksum="u17x/g=="/>
               </w:sdtPr>
               <w:sdtContent>
                 <w:proofErr w:type="spellStart"/>
@@ -801,11 +769,11 @@
                   <w:sz w:val="16"/>
                   <w:szCs w:val="16"/>
                 </w:rPr>
-                <w:id w:val="1981726777"/>
+                <w:id w:val="-1593004388"/>
                 <w:placeholder>
                   <w:docPart w:val="DefaultPlaceholder_-1854013440"/>
                 </w:placeholder>
-                <w15:dataBinding w:prefixMappings="xmlns:ns0='urn:microsoft-dynamics-nav/reports/Standard_Sales_Pro_Forma_Inv/1302/' " w:xpath="/ns0:NavWordReportXmlPart[1]/ns0:Header[1]/ns0:Ship_to_Post_Code[1]" w:storeItemID="{3A270CF5-857E-49EE-BE44-A6CFA5B3469E}"/>
+                <w15:dataBinding w:prefixMappings="xmlns:ns0='urn:microsoft-dynamics-nav/reports/Commercial_Invoice/54100/' " w:xpath="/ns0:NavWordReportXmlPart[1]/ns0:Header[1]/ns0:Ship_to_Post_Code[1]" w:storeItemID="{1AEEB0F8-54EC-47D6-90F9-A9C24205D46D}" w16sdtdh:storeItemChecksum="u17x/g=="/>
               </w:sdtPr>
               <w:sdtContent>
                 <w:proofErr w:type="spellStart"/>
@@ -912,21 +880,47 @@
             </w:sdt>
           </w:p>
         </w:tc>
-        <w:tc>
-          <w:tcPr>
-            <w:tcW w:w="2333" w:type="pct"/>
-          </w:tcPr>
-          <w:p>
-            <w:pPr>
-              <w:pStyle w:val="Sinespaciado"/>
-              <w:rPr>
-                <w:rFonts w:ascii="Garamond" w:hAnsi="Garamond"/>
-                <w:sz w:val="16"/>
-                <w:szCs w:val="16"/>
-              </w:rPr>
-            </w:pPr>
-          </w:p>
-        </w:tc>
+        <w:sdt>
+          <w:sdtPr>
+            <w:rPr>
+              <w:rFonts w:ascii="Garamond" w:hAnsi="Garamond"/>
+              <w:sz w:val="16"/>
+              <w:szCs w:val="16"/>
+            </w:rPr>
+            <w:id w:val="-1446844524"/>
+            <w:placeholder>
+              <w:docPart w:val="DefaultPlaceholder_-1854013440"/>
+            </w:placeholder>
+            <w15:dataBinding w:prefixMappings="xmlns:ns0='urn:microsoft-dynamics-nav/reports/Commercial_Invoice/54100/' " w:xpath="/ns0:NavWordReportXmlPart[1]/ns0:Header[1]/ns0:Ship_to_country[1]" w:storeItemID="{1AEEB0F8-54EC-47D6-90F9-A9C24205D46D}" w16sdtdh:storeItemChecksum="u17x/g=="/>
+          </w:sdtPr>
+          <w:sdtContent>
+            <w:tc>
+              <w:tcPr>
+                <w:tcW w:w="2333" w:type="pct"/>
+              </w:tcPr>
+              <w:p>
+                <w:pPr>
+                  <w:pStyle w:val="Sinespaciado"/>
+                  <w:rPr>
+                    <w:rFonts w:ascii="Garamond" w:hAnsi="Garamond"/>
+                    <w:sz w:val="16"/>
+                    <w:szCs w:val="16"/>
+                  </w:rPr>
+                </w:pPr>
+                <w:proofErr w:type="spellStart"/>
+                <w:r>
+                  <w:rPr>
+                    <w:rFonts w:ascii="Garamond" w:hAnsi="Garamond"/>
+                    <w:sz w:val="16"/>
+                    <w:szCs w:val="16"/>
+                  </w:rPr>
+                  <w:t>Ship_to_country</w:t>
+                </w:r>
+                <w:proofErr w:type="spellEnd"/>
+              </w:p>
+            </w:tc>
+          </w:sdtContent>
+        </w:sdt>
         <w:tc>
           <w:tcPr>
             <w:tcW w:w="1400" w:type="pct"/>
@@ -1031,6 +1025,50 @@
                 <w:szCs w:val="16"/>
               </w:rPr>
             </w:pPr>
+            <w:r>
+              <w:rPr>
+                <w:rFonts w:ascii="Garamond" w:hAnsi="Garamond"/>
+                <w:b/>
+                <w:bCs/>
+                <w:sz w:val="16"/>
+                <w:szCs w:val="16"/>
+              </w:rPr>
+              <w:t>Phone No:</w:t>
+            </w:r>
+            <w:r>
+              <w:rPr>
+                <w:rFonts w:ascii="Garamond" w:hAnsi="Garamond"/>
+                <w:sz w:val="16"/>
+                <w:szCs w:val="16"/>
+              </w:rPr>
+              <w:t xml:space="preserve"> </w:t>
+            </w:r>
+            <w:sdt>
+              <w:sdtPr>
+                <w:rPr>
+                  <w:rFonts w:ascii="Garamond" w:hAnsi="Garamond"/>
+                  <w:sz w:val="16"/>
+                  <w:szCs w:val="16"/>
+                </w:rPr>
+                <w:id w:val="-1540194712"/>
+                <w:placeholder>
+                  <w:docPart w:val="DefaultPlaceholder_-1854013440"/>
+                </w:placeholder>
+                <w15:dataBinding w:prefixMappings="xmlns:ns0='urn:microsoft-dynamics-nav/reports/Commercial_Invoice/54100/' " w:xpath="/ns0:NavWordReportXmlPart[1]/ns0:Header[1]/ns0:Ship_to_PhoneNo[1]" w:storeItemID="{1AEEB0F8-54EC-47D6-90F9-A9C24205D46D}" w16sdtdh:storeItemChecksum="u17x/g=="/>
+              </w:sdtPr>
+              <w:sdtContent>
+                <w:proofErr w:type="spellStart"/>
+                <w:r>
+                  <w:rPr>
+                    <w:rFonts w:ascii="Garamond" w:hAnsi="Garamond"/>
+                    <w:sz w:val="16"/>
+                    <w:szCs w:val="16"/>
+                  </w:rPr>
+                  <w:t>Ship_to_PhoneNo</w:t>
+                </w:r>
+                <w:proofErr w:type="spellEnd"/>
+              </w:sdtContent>
+            </w:sdt>
           </w:p>
         </w:tc>
         <w:tc>
@@ -7151,11 +7189,13 @@
     <w:rsid w:val="000568CC"/>
     <w:rsid w:val="000B14F8"/>
     <w:rsid w:val="000B22AB"/>
+    <w:rsid w:val="000B4C91"/>
     <w:rsid w:val="000F6F48"/>
     <w:rsid w:val="00146121"/>
     <w:rsid w:val="0014770D"/>
     <w:rsid w:val="00154BE3"/>
     <w:rsid w:val="001868A8"/>
+    <w:rsid w:val="001A5950"/>
     <w:rsid w:val="001D4B29"/>
     <w:rsid w:val="002105FC"/>
     <w:rsid w:val="002349BB"/>
@@ -7186,8 +7226,10 @@
     <w:rsid w:val="0083531E"/>
     <w:rsid w:val="008E78F3"/>
     <w:rsid w:val="00974F5F"/>
+    <w:rsid w:val="00987366"/>
     <w:rsid w:val="0099677D"/>
     <w:rsid w:val="00996F39"/>
+    <w:rsid w:val="009B6E26"/>
     <w:rsid w:val="009E75A4"/>
     <w:rsid w:val="009F72E1"/>
     <w:rsid w:val="00A63FAD"/>
@@ -7197,6 +7239,7 @@
     <w:rsid w:val="00B87F70"/>
     <w:rsid w:val="00BA66F4"/>
     <w:rsid w:val="00BE783E"/>
+    <w:rsid w:val="00C244E2"/>
     <w:rsid w:val="00C526E6"/>
     <w:rsid w:val="00C750AE"/>
     <w:rsid w:val="00C967D8"/>
@@ -7216,6 +7259,7 @@
     <w:rsid w:val="00F051AF"/>
     <w:rsid w:val="00F1047E"/>
     <w:rsid w:val="00F32AA9"/>
+    <w:rsid w:val="00F40858"/>
     <w:rsid w:val="00F54B70"/>
     <w:rsid w:val="00F80D6D"/>
     <w:rsid w:val="00F94812"/>
@@ -8826,7 +8870,11 @@
 </a:theme>
 </file>
 
-<file path=customXml/item1.xml>��< ? x m l   v e r s i o n = " 1 . 0 "   e n c o d i n g = " u t f - 1 6 " ? > < N a v W o r d R e p o r t X m l P a r t   x m l n s = " u r n : m i c r o s o f t - d y n a m i c s - n a v / r e p o r t s / C o m m e r c i a l _ I n v o i c e / 5 4 1 0 0 / " > +<file path=customXml/item1.xml><?xml version="1.0" encoding="utf-8"?>
+<b:Sources xmlns:b="http://schemas.openxmlformats.org/officeDocument/2006/bibliography" xmlns="http://schemas.openxmlformats.org/officeDocument/2006/bibliography" SelectedStyle="\APASixthEditionOfficeOnline.xsl" StyleName="APA" Version="6"/>
+</file>
+
+<file path=customXml/item2.xml>��< ? x m l   v e r s i o n = " 1 . 0 "   e n c o d i n g = " u t f - 1 6 " ? > < N a v W o r d R e p o r t X m l P a r t   x m l n s = " u r n : m i c r o s o f t - d y n a m i c s - n a v / r e p o r t s / C o m m e r c i a l _ I n v o i c e / 5 4 1 0 0 / " >   
      < H e a d e r >   
@@ -8956,11 +9004,15 @@
  
          < S h i p _ t o _ C o n t a c > S h i p _ t o _ C o n t a c < / S h i p _ t o _ C o n t a c >   
+         < S h i p _ t o _ c o u n t r y > S h i p _ t o _ c o u n t r y < / S h i p _ t o _ c o u n t r y > + 
          < S h i p _ t o _ C o u n t y > S h i p _ t o _ C o u n t y < / S h i p _ t o _ C o u n t y >   
          < S h i p _ t o _ N a m e > S h i p _ t o _ N a m e < / S h i p _ t o _ N a m e >   
          < S h i p _ t o _ N a m e _ 2 > S h i p _ t o _ N a m e _ 2 < / S h i p _ t o _ N a m e _ 2 > + 
+         < S h i p _ t o _ P h o n e N o > S h i p _ t o _ P h o n e N o < / S h i p _ t o _ P h o n e N o >   
          < S h i p _ t o _ P o s t _ C o d e > S h i p _ t o _ P o s t _ C o d e < / S h i p _ t o _ P o s t _ C o d e >   
@@ -9039,22 +9091,18 @@
  < / N a v W o r d R e p o r t X m l P a r t > 
 </file>
 
-<file path=customXml/item2.xml><?xml version="1.0" encoding="utf-8"?>
-<b:Sources xmlns:b="http://schemas.openxmlformats.org/officeDocument/2006/bibliography" xmlns="http://schemas.openxmlformats.org/officeDocument/2006/bibliography" SelectedStyle="\APASixthEditionOfficeOnline.xsl" StyleName="APA" Version="6"/>
+<file path=customXml/itemProps1.xml><?xml version="1.0" encoding="utf-8"?>
+<ds:datastoreItem xmlns:ds="http://schemas.openxmlformats.org/officeDocument/2006/customXml" ds:itemID="{E50139DE-CF5A-46B1-8715-9FBBA289A319}">
+  <ds:schemaRefs>
+    <ds:schemaRef ds:uri="http://schemas.openxmlformats.org/officeDocument/2006/bibliography"/>
+  </ds:schemaRefs>
+</ds:datastoreItem>
 </file>
 
-<file path=customXml/itemProps1.xml><?xml version="1.0" encoding="utf-8"?>
+<file path=customXml/itemProps2.xml><?xml version="1.0" encoding="utf-8"?>
 <ds:datastoreItem xmlns:ds="http://schemas.openxmlformats.org/officeDocument/2006/customXml" ds:itemID="{1AEEB0F8-54EC-47D6-90F9-A9C24205D46D}">
   <ds:schemaRefs>
     <ds:schemaRef ds:uri="urn:microsoft-dynamics-nav/reports/Commercial_Invoice/54100/"/>
   </ds:schemaRefs>
 </ds:datastoreItem>
-</file>
-
-<file path=customXml/itemProps2.xml><?xml version="1.0" encoding="utf-8"?>
-<ds:datastoreItem xmlns:ds="http://schemas.openxmlformats.org/officeDocument/2006/customXml" ds:itemID="{E50139DE-CF5A-46B1-8715-9FBBA289A319}">
-  <ds:schemaRefs>
-    <ds:schemaRef ds:uri="http://schemas.openxmlformats.org/officeDocument/2006/bibliography"/>
-  </ds:schemaRefs>
-</ds:datastoreItem>
 </file>
--- a/src/Report/CommercialInvoice.docx
+++ b/src/Report/CommercialInvoice.docx
@@ -8874,7 +8874,9 @@
 <b:Sources xmlns:b="http://schemas.openxmlformats.org/officeDocument/2006/bibliography" xmlns="http://schemas.openxmlformats.org/officeDocument/2006/bibliography" SelectedStyle="\APASixthEditionOfficeOnline.xsl" StyleName="APA" Version="6"/>
 </file>
 
-<file path=customXml/item2.xml>��< ? x m l   v e r s i o n = " 1 . 0 "   e n c o d i n g = " u t f - 1 6 " ? > < N a v W o r d R e p o r t X m l P a r t   x m l n s = " u r n : m i c r o s o f t - d y n a m i c s - n a v / r e p o r t s / C o m m e r c i a l _ I n v o i c e / 5 4 1 0 0 / " > +<file path=customXml/item2.xml>��< ? x m l   v e r s i o n = " 1 . 0 "   e n c o d i n g = " u t f - 1 6 " ? > + 
+ < N a v W o r d R e p o r t X m l P a r t   x m l n s = " u r n : m i c r o s o f t - d y n a m i c s - n a v / r e p o r t s / C o m m e r c i a l _ I n v o i c e / 5 4 1 0 0 / " >   
      < H e a d e r >   
@@ -8920,7 +8922,7 @@
  
          < C o m p a n y P h o n e N o L b l > C o m p a n y P h o n e N o L b l < / C o m p a n y P h o n e N o L b l >   
-         < C o m p a n y P i c t u r e > C o m p a n y P i c t u r e < / C o m p a n y P i c t u r e > +         < C o m p a n y P i c t u r e   / >   
          < C o m p a n y V A T R e g N o > C o m p a n y V A T R e g N o < / C o m p a n y V A T R e g N o >   
